--- a/דוח מסכם - פרויקט סופי - FPGA Snake Game.docx
+++ b/דוח מסכם - פרויקט סופי - FPGA Snake Game.docx
@@ -5846,8 +5846,8 @@
         </w:p>
       </w:sdtContent>
     </w:sdt>
-    <w:bookmarkStart w:id="1" w:name="_Toc399771927" w:displacedByCustomXml="prev"/>
-    <w:bookmarkStart w:id="2" w:name="part5b" w:displacedByCustomXml="prev"/>
+    <w:bookmarkStart w:id="1" w:name="part5b" w:displacedByCustomXml="prev"/>
+    <w:bookmarkStart w:id="2" w:name="_Toc399771927" w:displacedByCustomXml="prev"/>
     <w:p>
       <w:pPr>
         <w:jc w:val="center"/>
@@ -9440,7 +9440,7 @@
           <w:p>
             <w:pPr>
               <w:rPr>
-                <w:rFonts w:asciiTheme="minorBidi" w:hAnsiTheme="minorBidi" w:cstheme="minorBidi" w:hint="cs"/>
+                <w:rFonts w:asciiTheme="minorBidi" w:hAnsiTheme="minorBidi" w:cstheme="minorBidi"/>
                 <w:rtl/>
               </w:rPr>
             </w:pPr>
@@ -20456,6 +20456,58 @@
           <w:rFonts w:asciiTheme="minorBidi" w:hAnsiTheme="minorBidi" w:cstheme="minorBidi"/>
         </w:rPr>
       </w:pPr>
+      <w:r>
+        <w:rPr>
+          <w:rFonts w:asciiTheme="minorBidi" w:hAnsiTheme="minorBidi" w:cstheme="minorBidi"/>
+          <w:noProof/>
+        </w:rPr>
+        <w:lastRenderedPageBreak/>
+        <w:drawing>
+          <wp:inline distT="0" distB="0" distL="0" distR="0">
+            <wp:extent cx="8863330" cy="4555075"/>
+            <wp:effectExtent l="19050" t="0" r="0" b="0"/>
+            <wp:docPr id="1" name="תמונה 1"/>
+            <wp:cNvGraphicFramePr>
+              <a:graphicFrameLocks xmlns:a="http://schemas.openxmlformats.org/drawingml/2006/main" noChangeAspect="1"/>
+            </wp:cNvGraphicFramePr>
+            <a:graphic xmlns:a="http://schemas.openxmlformats.org/drawingml/2006/main">
+              <a:graphicData uri="http://schemas.openxmlformats.org/drawingml/2006/picture">
+                <pic:pic xmlns:pic="http://schemas.openxmlformats.org/drawingml/2006/picture">
+                  <pic:nvPicPr>
+                    <pic:cNvPr id="0" name="Picture 1"/>
+                    <pic:cNvPicPr>
+                      <a:picLocks noChangeAspect="1" noChangeArrowheads="1"/>
+                    </pic:cNvPicPr>
+                  </pic:nvPicPr>
+                  <pic:blipFill>
+                    <a:blip r:embed="rId23"/>
+                    <a:srcRect/>
+                    <a:stretch>
+                      <a:fillRect/>
+                    </a:stretch>
+                  </pic:blipFill>
+                  <pic:spPr bwMode="auto">
+                    <a:xfrm>
+                      <a:off x="0" y="0"/>
+                      <a:ext cx="8863330" cy="4555075"/>
+                    </a:xfrm>
+                    <a:prstGeom prst="rect">
+                      <a:avLst/>
+                    </a:prstGeom>
+                    <a:noFill/>
+                    <a:ln w="9525">
+                      <a:noFill/>
+                      <a:miter lim="800000"/>
+                      <a:headEnd/>
+                      <a:tailEnd/>
+                    </a:ln>
+                  </pic:spPr>
+                </pic:pic>
+              </a:graphicData>
+            </a:graphic>
+          </wp:inline>
+        </w:drawing>
+      </w:r>
     </w:p>
     <w:sectPr>
       <w:pgSz w:w="16838" w:h="11906" w:orient="landscape" w:code="9"/>
@@ -20583,7 +20635,7 @@
             <w:noProof/>
             <w:rtl/>
           </w:rPr>
-          <w:t>1</w:t>
+          <w:t>28</w:t>
         </w:r>
         <w:r>
           <w:rPr>
@@ -22806,7 +22858,7 @@
   <a:extraClrSchemeLst/>
   <a:extLst>
     <a:ext uri="{05A4C25C-085E-4340-85A3-A5531E510DB2}">
-      <thm15:themeFamily xmlns:thm15="http://schemas.microsoft.com/office/thememl/2012/main" xmlns="" name="Office Theme" id="{62F939B6-93AF-4DB8-9C6B-D6C7DFDC589F}" vid="{4A3C46E8-61CC-4603-A589-7422A47A8E4A}"/>
+      <thm15:themeFamily xmlns="" xmlns:thm15="http://schemas.microsoft.com/office/thememl/2012/main" name="Office Theme" id="{62F939B6-93AF-4DB8-9C6B-D6C7DFDC589F}" vid="{4A3C46E8-61CC-4603-A589-7422A47A8E4A}"/>
     </a:ext>
   </a:extLst>
 </a:theme>
